--- a/livrables/lecons/2026-08-26_lecon-enneagramme_13_fleches-integration-desintegration.docx
+++ b/livrables/lecons/2026-08-26_lecon-enneagramme_13_fleches-integration-desintegration.docx
@@ -451,7 +451,7 @@
                 <w:sz w:val="20"/>
                 <w:szCs w:val="20"/>
               </w:rPr>
-              <w:t xml:space="preserve">→ 4 : moodiness, autocritique accrue</w:t>
+              <w:t xml:space="preserve">→ 4 : instabilité de l'humeur, autocritique accrue</w:t>
             </w:r>
           </w:p>
         </w:tc>
@@ -664,7 +664,7 @@
                 <w:sz w:val="20"/>
                 <w:szCs w:val="20"/>
               </w:rPr>
-              <w:t xml:space="preserve">→ 2 : clingy, sur-validation externe</w:t>
+              <w:t xml:space="preserve">→ 2 : dépendance affective, quête de validation externe</w:t>
             </w:r>
           </w:p>
         </w:tc>
@@ -1063,7 +1063,7 @@
           <w:sz w:val="22"/>
           <w:szCs w:val="22"/>
         </w:rPr>
-        <w:t xml:space="preserve">Sous stress (→ 4) : un Type 1 très structuré, qui habituellement canalise sa colère en efforts perfectionnistes, commence à manifester les traits négatifs du Type 4 — moodiness, sentiment d'incompréhension, autocritique artistique et teintée d'envie. Il ne devient pas un 4 : il emprunte momentanément ses défenses les moins adaptées.</w:t>
+        <w:t xml:space="preserve">Sous stress (→ 4) : un Type 1 très structuré, qui habituellement canalise sa colère en efforts perfectionnistes, commence à manifester les traits négatifs du Type 4 — instabilité de l'humeur, sentiment d'incompréhension, autocritique artistique et teintée d'envie. Il ne devient pas un 4 : il emprunte momentanément ses défenses les moins adaptées.</w:t>
       </w:r>
     </w:p>
     <w:p>
@@ -1128,7 +1128,7 @@
           <w:sz w:val="22"/>
           <w:szCs w:val="22"/>
         </w:rPr>
-        <w:t xml:space="preserve">(Synthèse, non citation) La recherche empirique sur les flèches est quasi inexistante. Le concept a une valeur heuristique — il aide à observer et à nommer des patterns — mais ne doit pas être traité comme une loi universelle. La prudence s'impose avant tout usage diagnostique ou prédictif.</w:t>
+        <w:t xml:space="preserve">Cette fois la réserve peut être adossée à une source précise. La revue systématique de Hook, Hall, Davis, Van Tongeren et Conner, parue dans le Journal of Clinical Psychology en 2021 (vol. 77, n° 4, p. 865-883, DOI 10.1002/jclp.23097), a examiné 104 échantillons indépendants. Elle conclut à des preuves MITIGÉES de fiabilité et de validité : certaines analyses factorielles retrouvent partiellement la théorie et les sous-échelles se relient au Big Five de façon cohérente, mais ces analyses dégagent le plus souvent MOINS DE NEUF facteurs — et surtout, la revue relève qu'il existe peu de recherches soutenant les aspects secondaires du modèle, nommément LES AILES ET LES MOUVEMENTS ENTRE TYPES. Les flèches sont précisément visées. Le concept a une valeur heuristique — il aide à observer et à nommer des patterns — mais ne doit pas être traité comme une loi universelle. La prudence s'impose avant tout usage diagnostique ou prédictif.</w:t>
       </w:r>
     </w:p>
     <w:p>
@@ -1537,7 +1537,7 @@
           <w:sz w:val="22"/>
           <w:szCs w:val="22"/>
         </w:rPr>
-        <w:t xml:space="preserve">Choisis une figure importante de ta vie (un proche, un collègue, un personnage public ou fictif dont tu connais bien le comportement). En t'appuyant sur les leçons 3 à 11 (les 9 types) et la leçon 12 (les ailes) :</w:t>
+        <w:t xml:space="preserve">Choisis un personnage public ou fictif dont tu connais bien le comportement — biographie, série, roman, figure historique. ⚠️ Ne prends PAS un membre de ton équipe ni une personne sur laquelle tu as une autorité hiérarchique : l'exercice consiste à formuler des hypothèses sur les réactions de quelqu'un sous stress, et une hypothèse posée sur un collaborateur oriente durablement la façon dont on le lit ensuite, même si elle reste dans un carnet. Un proche est possible, à condition d'accepter le même risque en connaissance de cause. Une figure publique ou fictive offre le même bénéfice d'apprentissage sans aucun de ces effets. En t'appuyant sur les leçons 3 à 11 (les 9 types) et la leçon 12 (les ailes) :</w:t>
       </w:r>
     </w:p>
     <w:p>
@@ -1715,7 +1715,7 @@
           <w:sz w:val="22"/>
           <w:szCs w:val="22"/>
         </w:rPr>
-        <w:t xml:space="preserve">Sources consultées et vérifiées pendant cette leçon (toutes retournent HTTP 200) :</w:t>
+        <w:t xml:space="preserve">Sources consultées et vérifiées pendant cette leçon (toutes retournent HTTP 200). ⚠️ Lis cette liste en sachant d'où elle parle : l'Enneagram Institute est la source du modèle lui-même — donc de premier ordre pour la convention, mais juge et partie sur sa validité — et cinq des sept autres entrées sont des sites de tests ou de formation commerciaux. Ils décrivent fidèlement la convention ; ils n'établissent rien sur son fondement empirique. D'où l'ajout ci-dessous.</w:t>
       </w:r>
     </w:p>
     <w:p>
@@ -1882,6 +1882,60 @@
     </w:p>
     <w:p>
       <w:pPr>
+        <w:spacing w:after="80" w:before="80"/>
+      </w:pPr>
+      <w:r>
+        <w:rPr>
+          <w:rFonts w:ascii="Calibri" w:cs="Calibri" w:eastAsia="Calibri" w:hAnsi="Calibri"/>
+          <w:color w:val="1F2937"/>
+          <w:sz w:val="22"/>
+          <w:szCs w:val="22"/>
+        </w:rPr>
+        <w:t xml:space="preserve">Source scientifique ajoutée le 26/08/2026 :</w:t>
+      </w:r>
+    </w:p>
+    <w:p>
+      <w:pPr>
+        <w:spacing w:after="80" w:before="80"/>
+      </w:pPr>
+      <w:r>
+        <w:rPr>
+          <w:rFonts w:ascii="Calibri" w:cs="Calibri" w:eastAsia="Calibri" w:hAnsi="Calibri"/>
+          <w:color w:val="1F2937"/>
+          <w:sz w:val="22"/>
+          <w:szCs w:val="22"/>
+        </w:rPr>
+        <w:t xml:space="preserve">• </w:t>
+      </w:r>
+      <w:hyperlink w:history="1" r:id="rIdhookjclp2021review">
+        <w:r>
+          <w:rPr>
+            <w:rFonts w:ascii="Calibri" w:cs="Calibri" w:eastAsia="Calibri" w:hAnsi="Calibri"/>
+            <w:color w:val="1155CC"/>
+            <w:sz w:val="22"/>
+            <w:szCs w:val="22"/>
+            <w:u w:val="single"/>
+          </w:rPr>
+          <w:t xml:space="preserve">Hook, Hall, Davis, Van Tongeren &amp; Conner (2021) — The Enneagram: A systematic review of the literature and directions for future research. Journal of Clinical Psychology, 77(4), 865-883. DOI 10.1002/jclp.23097 — 104 échantillons examinés ; peu de recherches soutiennent les ailes et les mouvements entre types.</w:t>
+        </w:r>
+      </w:hyperlink>
+    </w:p>
+    <w:p>
+      <w:pPr>
+        <w:spacing w:after="80" w:before="80"/>
+      </w:pPr>
+      <w:r>
+        <w:rPr>
+          <w:rFonts w:ascii="Calibri" w:cs="Calibri" w:eastAsia="Calibri" w:hAnsi="Calibri"/>
+          <w:color w:val="1F2937"/>
+          <w:sz w:val="22"/>
+          <w:szCs w:val="22"/>
+        </w:rPr>
+        <w:t xml:space="preserve">⚠️ Vérification automatique bloquée (HTTP 403 anti-robot) sur onlinelibrary.wiley.com comme sur doi.org le 26/08/2026 : l'article existe, référence et DOI vérifiés par recoupement, mais la page n'a pas pu être ouverte automatiquement. Accessible via une bibliothèque universitaire ou en écrivant aux auteurs.</w:t>
+      </w:r>
+    </w:p>
+    <w:p>
+      <w:pPr>
         <w:pStyle w:val="Heading2"/>
         <w:spacing w:after="120" w:before="320"/>
       </w:pPr>
@@ -1927,6 +1981,162 @@
           <w:szCs w:val="22"/>
         </w:rPr>
         <w:t xml:space="preserve">Après avoir compris les directions dynamiques (flèches), tu découvriras que chaque type s'exprime sur un spectre vertical de 9 niveaux — de l'expression la plus intégrée et libérée à la plus compulsive et rigide. Ce modèle nuance radicalement la lecture des types et donne un outil puissant pour situer le travail de développement personnel.</w:t>
+      </w:r>
+    </w:p>
+    <w:p>
+      <w:pPr>
+        <w:spacing w:after="120" w:before="300"/>
+      </w:pPr>
+      <w:r>
+        <w:rPr>
+          <w:rFonts w:ascii="Calibri" w:cs="Calibri" w:eastAsia="Calibri" w:hAnsi="Calibri"/>
+          <w:b/>
+          <w:bCs/>
+          <w:color w:val="1B3A6B"/>
+          <w:sz w:val="28"/>
+          <w:szCs w:val="28"/>
+        </w:rPr>
+        <w:t xml:space="preserve">📝 Journal des corrections</w:t>
+      </w:r>
+    </w:p>
+    <w:p>
+      <w:pPr>
+        <w:spacing w:after="80" w:before="80"/>
+      </w:pPr>
+      <w:r>
+        <w:rPr>
+          <w:rFonts w:ascii="Calibri" w:cs="Calibri" w:eastAsia="Calibri" w:hAnsi="Calibri"/>
+          <w:color w:val="1F2937"/>
+          <w:sz w:val="22"/>
+          <w:szCs w:val="22"/>
+        </w:rPr>
+        <w:t xml:space="preserve">Leçon produite et relue le 26/08/2026. Les corrections sont fondues dans le texte ci-dessus ; les formulations d'origine sont conservées ici.</w:t>
+      </w:r>
+    </w:p>
+    <w:p>
+      <w:pPr>
+        <w:spacing w:after="80" w:before="80"/>
+      </w:pPr>
+      <w:r>
+        <w:rPr>
+          <w:rFonts w:ascii="Calibri" w:cs="Calibri" w:eastAsia="Calibri" w:hAnsi="Calibri"/>
+          <w:color w:val="1F2937"/>
+          <w:sz w:val="22"/>
+          <w:szCs w:val="22"/>
+        </w:rPr>
+        <w:t xml:space="preserve">1. Challenge — une consigne qui contredisait son propre garde-fou.</w:t>
+      </w:r>
+    </w:p>
+    <w:p>
+      <w:pPr>
+        <w:spacing w:after="80" w:before="80"/>
+      </w:pPr>
+      <w:r>
+        <w:rPr>
+          <w:rFonts w:ascii="Calibri" w:cs="Calibri" w:eastAsia="Calibri" w:hAnsi="Calibri"/>
+          <w:color w:val="1F2937"/>
+          <w:sz w:val="22"/>
+          <w:szCs w:val="22"/>
+        </w:rPr>
+        <w:t xml:space="preserve">Version initiale : « Choisis une figure importante de ta vie (un proche, un collègue, un personnage public ou fictif…) », suivie du rappel « cet exercice sert TON apprentissage, pas à étiqueter l'autre. L'ennéagramme n'est pas un outil de classification externe. » La consigne invitait donc précisément à ce que le garde-fou interdisait. Le cas du collaborateur est désormais exclu explicitement, avec sa raison : une hypothèse posée sur quelqu'un dont on est le hiérarchique oriente durablement la lecture qu'on en fait, même consignée dans un carnet. Le personnage public ou fictif est donné comme le choix par défaut ; le proche reste possible en connaissance de cause.</w:t>
+      </w:r>
+    </w:p>
+    <w:p>
+      <w:pPr>
+        <w:spacing w:after="80" w:before="80"/>
+      </w:pPr>
+      <w:r>
+        <w:rPr>
+          <w:rFonts w:ascii="Calibri" w:cs="Calibri" w:eastAsia="Calibri" w:hAnsi="Calibri"/>
+          <w:color w:val="1F2937"/>
+          <w:sz w:val="22"/>
+          <w:szCs w:val="22"/>
+        </w:rPr>
+        <w:t xml:space="preserve">2. Controverse et limites — une affirmation enfin sourcée.</w:t>
+      </w:r>
+    </w:p>
+    <w:p>
+      <w:pPr>
+        <w:spacing w:after="80" w:before="80"/>
+      </w:pPr>
+      <w:r>
+        <w:rPr>
+          <w:rFonts w:ascii="Calibri" w:cs="Calibri" w:eastAsia="Calibri" w:hAnsi="Calibri"/>
+          <w:color w:val="1F2937"/>
+          <w:sz w:val="22"/>
+          <w:szCs w:val="22"/>
+        </w:rPr>
+        <w:t xml:space="preserve">Version initiale : « (Synthèse, non citation) La recherche empirique sur les flèches est quasi inexistante. » L'affirmation était juste mais ne s'appuyait sur rien, alors que la leçon 12 citait au moins une recherche nommée. Elle est désormais adossée à la revue systématique de Hook et al. (Journal of Clinical Psychology, 2021, 77(4), 865-883, DOI 10.1002/jclp.23097), qui a examiné 104 échantillons indépendants, conclut à des preuves mitigées, relève que les analyses factorielles dégagent le plus souvent moins de neuf facteurs, et vise explicitement les ailes et les mouvements entre types parmi les aspects peu soutenus.</w:t>
+      </w:r>
+    </w:p>
+    <w:p>
+      <w:pPr>
+        <w:spacing w:after="80" w:before="80"/>
+      </w:pPr>
+      <w:r>
+        <w:rPr>
+          <w:rFonts w:ascii="Calibri" w:cs="Calibri" w:eastAsia="Calibri" w:hAnsi="Calibri"/>
+          <w:color w:val="1F2937"/>
+          <w:sz w:val="22"/>
+          <w:szCs w:val="22"/>
+        </w:rPr>
+        <w:t xml:space="preserve">3. Sources — d'où parle la bibliographie.</w:t>
+      </w:r>
+    </w:p>
+    <w:p>
+      <w:pPr>
+        <w:spacing w:after="80" w:before="80"/>
+      </w:pPr>
+      <w:r>
+        <w:rPr>
+          <w:rFonts w:ascii="Calibri" w:cs="Calibri" w:eastAsia="Calibri" w:hAnsi="Calibri"/>
+          <w:color w:val="1F2937"/>
+          <w:sz w:val="22"/>
+          <w:szCs w:val="22"/>
+        </w:rPr>
+        <w:t xml:space="preserve">Cinq des sept références sont des sites de tests ou de formation commerciaux, et la seule source de premier ordre — l'Enneagram Institute — est l'auteur du modèle, donc juge et partie sur sa validité. L'introduction des ressources le dit maintenant, et la revue systématique a été ajoutée. Sa vérification automatique est bloquée (403 sur Wiley comme sur doi.org le 26/08/2026) : la référence et le DOI ont été établis par recoupement, ce que la note signale.</w:t>
+      </w:r>
+    </w:p>
+    <w:p>
+      <w:pPr>
+        <w:spacing w:after="80" w:before="80"/>
+      </w:pPr>
+      <w:r>
+        <w:rPr>
+          <w:rFonts w:ascii="Calibri" w:cs="Calibri" w:eastAsia="Calibri" w:hAnsi="Calibri"/>
+          <w:color w:val="1F2937"/>
+          <w:sz w:val="22"/>
+          <w:szCs w:val="22"/>
+        </w:rPr>
+        <w:t xml:space="preserve">4. Trois anglicismes dans un document français.</w:t>
+      </w:r>
+    </w:p>
+    <w:p>
+      <w:pPr>
+        <w:spacing w:after="80" w:before="80"/>
+      </w:pPr>
+      <w:r>
+        <w:rPr>
+          <w:rFonts w:ascii="Calibri" w:cs="Calibri" w:eastAsia="Calibri" w:hAnsi="Calibri"/>
+          <w:color w:val="1F2937"/>
+          <w:sz w:val="22"/>
+          <w:szCs w:val="22"/>
+        </w:rPr>
+        <w:t xml:space="preserve">« moodiness » (deux fois) est devenu « instabilité de l'humeur » ; « clingy, sur-validation externe » est devenu « dépendance affective, quête de validation externe ».</w:t>
+      </w:r>
+    </w:p>
+    <w:p>
+      <w:pPr>
+        <w:spacing w:after="80" w:before="80"/>
+      </w:pPr>
+      <w:r>
+        <w:rPr>
+          <w:rFonts w:ascii="Calibri" w:cs="Calibri" w:eastAsia="Calibri" w:hAnsi="Calibri"/>
+          <w:color w:val="1F2937"/>
+          <w:sz w:val="22"/>
+          <w:szCs w:val="22"/>
+        </w:rPr>
+        <w:t xml:space="preserve">Vérifié lors de la relecture et inchangé : les deux séquences (intégration 1→7→5→8→2→4→1 et 9→3→6→9 ; désintégration 1→4→2→8→5→7→1 et 9→6→3→9) et les dix-huit entrées du tableau des neuf flèches, contrôlées une à une — chaque type apparaît exactement une fois comme cible dans chaque direction ; le principe qu'une flèche ne change pas le type de base ; le portrait à quatre termes de Riso et Hudson ; et la révision par Naranjo de ses premières formulations sur les lignes de connexion.</w:t>
       </w:r>
     </w:p>
     <w:sectPr>
